--- a/tfl/tables/T-EFF-09.docx
+++ b/tfl/tables/T-EFF-09.docx
@@ -2048,7 +2048,7 @@
           <w:szCs w:val="14"/>
           <w:color w:val="C0392B"/>
         </w:rPr>
-        <w:t xml:space="preserve">DRAFT — produced 2026-07-19 — synthetic data, NOT for regulatory submission</w:t>
+        <w:t xml:space="preserve">DRAFT — produced 2026-09-20 — synthetic data, NOT for regulatory submission</w:t>
       </w:r>
     </w:p>
     <w:sectPr>

--- a/tfl/tables/T-EFF-09.docx
+++ b/tfl/tables/T-EFF-09.docx
@@ -290,7 +290,7 @@
                 <w:szCs w:val="18"/>
                 <w:color w:val="FFFFFF"/>
               </w:rPr>
-              <w:t xml:space="preserve">(N=225)</w:t>
+              <w:t xml:space="preserve">(N=300)</w:t>
             </w:r>
           </w:p>
         </w:tc>
@@ -371,7 +371,7 @@
                 <w:szCs w:val="18"/>
                 <w:color w:val="FFFFFF"/>
               </w:rPr>
-              <w:t xml:space="preserve">(N=225)</w:t>
+              <w:t xml:space="preserve">(N=150)</w:t>
             </w:r>
           </w:p>
         </w:tc>
@@ -596,7 +596,7 @@
                 <w:szCs w:val="18"/>
                 <w:color w:val="000000"/>
               </w:rPr>
-              <w:t xml:space="preserve">87.9% (82.9, 91.6)</w:t>
+              <w:t xml:space="preserve">84.5% (79.9, 88.2)</w:t>
             </w:r>
           </w:p>
         </w:tc>
@@ -651,7 +651,7 @@
                 <w:szCs w:val="18"/>
                 <w:color w:val="000000"/>
               </w:rPr>
-              <w:t xml:space="preserve">80.3% (74.5, 85.0)</w:t>
+              <w:t xml:space="preserve">90.0% (83.9, 93.8)</w:t>
             </w:r>
           </w:p>
         </w:tc>
@@ -706,7 +706,7 @@
                 <w:szCs w:val="18"/>
                 <w:color w:val="000000"/>
               </w:rPr>
-              <w:t xml:space="preserve">7.6 (0.8, 14.3)</w:t>
+              <w:t xml:space="preserve">-5.4 (-11.8, 0.9)</w:t>
             </w:r>
           </w:p>
         </w:tc>
@@ -761,7 +761,7 @@
                 <w:szCs w:val="18"/>
                 <w:color w:val="000000"/>
               </w:rPr>
-              <w:t xml:space="preserve">0.027</w:t>
+              <w:t xml:space="preserve">0.092</w:t>
             </w:r>
           </w:p>
         </w:tc>
@@ -876,7 +876,7 @@
                 <w:szCs w:val="18"/>
                 <w:color w:val="000000"/>
               </w:rPr>
-              <w:t xml:space="preserve">75.3% (69.0, 80.4)</w:t>
+              <w:t xml:space="preserve">73.0% (67.6, 77.7)</w:t>
             </w:r>
           </w:p>
         </w:tc>
@@ -931,7 +931,7 @@
                 <w:szCs w:val="18"/>
                 <w:color w:val="000000"/>
               </w:rPr>
-              <w:t xml:space="preserve">60.0% (53.3, 66.1)</w:t>
+              <w:t xml:space="preserve">63.1% (54.8, 70.3)</w:t>
             </w:r>
           </w:p>
         </w:tc>
@@ -986,7 +986,287 @@
                 <w:szCs w:val="18"/>
                 <w:color w:val="000000"/>
               </w:rPr>
-              <w:t xml:space="preserve">15.2 (6.7, 23.8)</w:t>
+              <w:t xml:space="preserve">9.9 (0.6, 19.1)</w:t>
+            </w:r>
+          </w:p>
+        </w:tc>
+        <w:tc>
+          <w:tcPr>
+            <w:tcBorders>
+              <w:bottom w:val="single" w:sz="3" w:space="0" w:color="CCCCCC"/>
+              <w:top w:val="single" w:sz="3" w:space="0" w:color="CCCCCC"/>
+              <w:left w:val="single" w:sz="3" w:space="0" w:color="CCCCCC"/>
+              <w:right w:val="single" w:sz="8" w:space="0" w:color="666666"/>
+            </w:tcBorders>
+            <w:shd w:val="clear" w:color="auto" w:fill="FFFFFF"/>
+            <w:tcMar>
+              <w:top w:w="0" w:type="dxa"/>
+              <w:bottom w:w="0" w:type="dxa"/>
+              <w:left w:w="0" w:type="dxa"/>
+              <w:right w:w="0" w:type="dxa"/>
+            </w:tcMar>
+            <w:vAlign w:val="center"/>
+          </w:tcPr>
+          <w:p>
+            <w:pPr>
+              <w:pStyle w:val="Normal"/>
+              <w:jc w:val="center"/>
+              <w:pBdr>
+                <w:bottom w:val="none" w:sz="0" w:space="0" w:color="000000"/>
+                <w:top w:val="none" w:sz="0" w:space="0" w:color="000000"/>
+                <w:left w:val="none" w:sz="0" w:space="0" w:color="000000"/>
+                <w:right w:val="none" w:sz="0" w:space="0" w:color="000000"/>
+              </w:pBdr>
+              <w:spacing w:after="40" w:before="40" w:line="240"/>
+              <w:ind w:left="100" w:right="100" w:firstLine="0" w:firstLineChars="0"/>
+              <w:rPr>
+                <w:rFonts w:ascii="Arial" w:hAnsi="Arial" w:eastAsia="Arial" w:cs="Arial"/>
+                <w:i w:val="false"/>
+                <w:b w:val="false"/>
+                <w:u w:val="none"/>
+                <w:strike w:val="false"/>
+                <w:sz w:val="18"/>
+                <w:szCs w:val="18"/>
+                <w:color w:val="000000"/>
+              </w:rPr>
+            </w:pPr>
+            <w:r>
+              <w:rPr>
+                <w:rFonts w:ascii="Arial" w:hAnsi="Arial" w:eastAsia="Arial" w:cs="Arial"/>
+                <w:i w:val="false"/>
+                <w:b w:val="false"/>
+                <w:u w:val="none"/>
+                <w:strike w:val="false"/>
+                <w:sz w:val="18"/>
+                <w:szCs w:val="18"/>
+                <w:color w:val="000000"/>
+              </w:rPr>
+              <w:t xml:space="preserve">0.037</w:t>
+            </w:r>
+          </w:p>
+        </w:tc>
+      </w:tr>
+      <w:tr>
+        <w:trPr>
+          <w:trHeight w:val="360" w:hRule="auto"/>
+        </w:trPr>
+        <w:tc>
+          <w:tcPr>
+            <w:tcBorders>
+              <w:bottom w:val="single" w:sz="3" w:space="0" w:color="CCCCCC"/>
+              <w:top w:val="single" w:sz="3" w:space="0" w:color="CCCCCC"/>
+              <w:left w:val="single" w:sz="8" w:space="0" w:color="666666"/>
+              <w:right w:val="single" w:sz="3" w:space="0" w:color="CCCCCC"/>
+            </w:tcBorders>
+            <w:shd w:val="clear" w:color="auto" w:fill="FFFFFF"/>
+            <w:tcMar>
+              <w:top w:w="0" w:type="dxa"/>
+              <w:bottom w:w="0" w:type="dxa"/>
+              <w:left w:w="0" w:type="dxa"/>
+              <w:right w:w="0" w:type="dxa"/>
+            </w:tcMar>
+            <w:vAlign w:val="center"/>
+          </w:tcPr>
+          <w:p>
+            <w:pPr>
+              <w:pStyle w:val="Normal"/>
+              <w:jc w:val="left"/>
+              <w:pBdr>
+                <w:bottom w:val="none" w:sz="0" w:space="0" w:color="000000"/>
+                <w:top w:val="none" w:sz="0" w:space="0" w:color="000000"/>
+                <w:left w:val="none" w:sz="0" w:space="0" w:color="000000"/>
+                <w:right w:val="none" w:sz="0" w:space="0" w:color="000000"/>
+              </w:pBdr>
+              <w:spacing w:after="40" w:before="40" w:line="240"/>
+              <w:ind w:left="100" w:right="100" w:firstLine="0" w:firstLineChars="0"/>
+              <w:rPr>
+                <w:rFonts w:ascii="Arial" w:hAnsi="Arial" w:eastAsia="Arial" w:cs="Arial"/>
+                <w:i w:val="false"/>
+                <w:b w:val="false"/>
+                <w:u w:val="none"/>
+                <w:strike w:val="false"/>
+                <w:sz w:val="18"/>
+                <w:szCs w:val="18"/>
+                <w:color w:val="000000"/>
+              </w:rPr>
+            </w:pPr>
+            <w:r>
+              <w:rPr>
+                <w:rFonts w:ascii="Arial" w:hAnsi="Arial" w:eastAsia="Arial" w:cs="Arial"/>
+                <w:i w:val="false"/>
+                <w:b w:val="false"/>
+                <w:u w:val="none"/>
+                <w:strike w:val="false"/>
+                <w:sz w:val="18"/>
+                <w:szCs w:val="18"/>
+                <w:color w:val="000000"/>
+              </w:rPr>
+              <w:t xml:space="preserve">18 months</w:t>
+            </w:r>
+          </w:p>
+        </w:tc>
+        <w:tc>
+          <w:tcPr>
+            <w:tcBorders>
+              <w:bottom w:val="single" w:sz="3" w:space="0" w:color="CCCCCC"/>
+              <w:top w:val="single" w:sz="3" w:space="0" w:color="CCCCCC"/>
+              <w:left w:val="single" w:sz="3" w:space="0" w:color="CCCCCC"/>
+              <w:right w:val="single" w:sz="3" w:space="0" w:color="CCCCCC"/>
+            </w:tcBorders>
+            <w:shd w:val="clear" w:color="auto" w:fill="FFFFFF"/>
+            <w:tcMar>
+              <w:top w:w="0" w:type="dxa"/>
+              <w:bottom w:w="0" w:type="dxa"/>
+              <w:left w:w="0" w:type="dxa"/>
+              <w:right w:w="0" w:type="dxa"/>
+            </w:tcMar>
+            <w:vAlign w:val="center"/>
+          </w:tcPr>
+          <w:p>
+            <w:pPr>
+              <w:pStyle w:val="Normal"/>
+              <w:jc w:val="center"/>
+              <w:pBdr>
+                <w:bottom w:val="none" w:sz="0" w:space="0" w:color="000000"/>
+                <w:top w:val="none" w:sz="0" w:space="0" w:color="000000"/>
+                <w:left w:val="none" w:sz="0" w:space="0" w:color="000000"/>
+                <w:right w:val="none" w:sz="0" w:space="0" w:color="000000"/>
+              </w:pBdr>
+              <w:spacing w:after="40" w:before="40" w:line="240"/>
+              <w:ind w:left="100" w:right="100" w:firstLine="0" w:firstLineChars="0"/>
+              <w:rPr>
+                <w:rFonts w:ascii="Arial" w:hAnsi="Arial" w:eastAsia="Arial" w:cs="Arial"/>
+                <w:i w:val="false"/>
+                <w:b w:val="false"/>
+                <w:u w:val="none"/>
+                <w:strike w:val="false"/>
+                <w:sz w:val="18"/>
+                <w:szCs w:val="18"/>
+                <w:color w:val="000000"/>
+              </w:rPr>
+            </w:pPr>
+            <w:r>
+              <w:rPr>
+                <w:rFonts w:ascii="Arial" w:hAnsi="Arial" w:eastAsia="Arial" w:cs="Arial"/>
+                <w:i w:val="false"/>
+                <w:b w:val="false"/>
+                <w:u w:val="none"/>
+                <w:strike w:val="false"/>
+                <w:sz w:val="18"/>
+                <w:szCs w:val="18"/>
+                <w:color w:val="000000"/>
+              </w:rPr>
+              <w:t xml:space="preserve">56.3% (50.3, 61.7)</w:t>
+            </w:r>
+          </w:p>
+        </w:tc>
+        <w:tc>
+          <w:tcPr>
+            <w:tcBorders>
+              <w:bottom w:val="single" w:sz="3" w:space="0" w:color="CCCCCC"/>
+              <w:top w:val="single" w:sz="3" w:space="0" w:color="CCCCCC"/>
+              <w:left w:val="single" w:sz="3" w:space="0" w:color="CCCCCC"/>
+              <w:right w:val="single" w:sz="3" w:space="0" w:color="CCCCCC"/>
+            </w:tcBorders>
+            <w:shd w:val="clear" w:color="auto" w:fill="FFFFFF"/>
+            <w:tcMar>
+              <w:top w:w="0" w:type="dxa"/>
+              <w:bottom w:w="0" w:type="dxa"/>
+              <w:left w:w="0" w:type="dxa"/>
+              <w:right w:w="0" w:type="dxa"/>
+            </w:tcMar>
+            <w:vAlign w:val="center"/>
+          </w:tcPr>
+          <w:p>
+            <w:pPr>
+              <w:pStyle w:val="Normal"/>
+              <w:jc w:val="center"/>
+              <w:pBdr>
+                <w:bottom w:val="none" w:sz="0" w:space="0" w:color="000000"/>
+                <w:top w:val="none" w:sz="0" w:space="0" w:color="000000"/>
+                <w:left w:val="none" w:sz="0" w:space="0" w:color="000000"/>
+                <w:right w:val="none" w:sz="0" w:space="0" w:color="000000"/>
+              </w:pBdr>
+              <w:spacing w:after="40" w:before="40" w:line="240"/>
+              <w:ind w:left="100" w:right="100" w:firstLine="0" w:firstLineChars="0"/>
+              <w:rPr>
+                <w:rFonts w:ascii="Arial" w:hAnsi="Arial" w:eastAsia="Arial" w:cs="Arial"/>
+                <w:i w:val="false"/>
+                <w:b w:val="false"/>
+                <w:u w:val="none"/>
+                <w:strike w:val="false"/>
+                <w:sz w:val="18"/>
+                <w:szCs w:val="18"/>
+                <w:color w:val="000000"/>
+              </w:rPr>
+            </w:pPr>
+            <w:r>
+              <w:rPr>
+                <w:rFonts w:ascii="Arial" w:hAnsi="Arial" w:eastAsia="Arial" w:cs="Arial"/>
+                <w:i w:val="false"/>
+                <w:b w:val="false"/>
+                <w:u w:val="none"/>
+                <w:strike w:val="false"/>
+                <w:sz w:val="18"/>
+                <w:szCs w:val="18"/>
+                <w:color w:val="000000"/>
+              </w:rPr>
+              <w:t xml:space="preserve">38.8% (30.8, 46.6)</w:t>
+            </w:r>
+          </w:p>
+        </w:tc>
+        <w:tc>
+          <w:tcPr>
+            <w:tcBorders>
+              <w:bottom w:val="single" w:sz="3" w:space="0" w:color="CCCCCC"/>
+              <w:top w:val="single" w:sz="3" w:space="0" w:color="CCCCCC"/>
+              <w:left w:val="single" w:sz="3" w:space="0" w:color="CCCCCC"/>
+              <w:right w:val="single" w:sz="3" w:space="0" w:color="CCCCCC"/>
+            </w:tcBorders>
+            <w:shd w:val="clear" w:color="auto" w:fill="FFFFFF"/>
+            <w:tcMar>
+              <w:top w:w="0" w:type="dxa"/>
+              <w:bottom w:w="0" w:type="dxa"/>
+              <w:left w:w="0" w:type="dxa"/>
+              <w:right w:w="0" w:type="dxa"/>
+            </w:tcMar>
+            <w:vAlign w:val="center"/>
+          </w:tcPr>
+          <w:p>
+            <w:pPr>
+              <w:pStyle w:val="Normal"/>
+              <w:jc w:val="center"/>
+              <w:pBdr>
+                <w:bottom w:val="none" w:sz="0" w:space="0" w:color="000000"/>
+                <w:top w:val="none" w:sz="0" w:space="0" w:color="000000"/>
+                <w:left w:val="none" w:sz="0" w:space="0" w:color="000000"/>
+                <w:right w:val="none" w:sz="0" w:space="0" w:color="000000"/>
+              </w:pBdr>
+              <w:spacing w:after="40" w:before="40" w:line="240"/>
+              <w:ind w:left="100" w:right="100" w:firstLine="0" w:firstLineChars="0"/>
+              <w:rPr>
+                <w:rFonts w:ascii="Arial" w:hAnsi="Arial" w:eastAsia="Arial" w:cs="Arial"/>
+                <w:i w:val="false"/>
+                <w:b w:val="false"/>
+                <w:u w:val="none"/>
+                <w:strike w:val="false"/>
+                <w:sz w:val="18"/>
+                <w:szCs w:val="18"/>
+                <w:color w:val="000000"/>
+              </w:rPr>
+            </w:pPr>
+            <w:r>
+              <w:rPr>
+                <w:rFonts w:ascii="Arial" w:hAnsi="Arial" w:eastAsia="Arial" w:cs="Arial"/>
+                <w:i w:val="false"/>
+                <w:b w:val="false"/>
+                <w:u w:val="none"/>
+                <w:strike w:val="false"/>
+                <w:sz w:val="18"/>
+                <w:szCs w:val="18"/>
+                <w:color w:val="000000"/>
+              </w:rPr>
+              <w:t xml:space="preserve">17.5 (7.7, 27.3)</w:t>
             </w:r>
           </w:p>
         </w:tc>
@@ -1101,286 +1381,6 @@
                 <w:szCs w:val="18"/>
                 <w:color w:val="000000"/>
               </w:rPr>
-              <w:t xml:space="preserve">18 months</w:t>
-            </w:r>
-          </w:p>
-        </w:tc>
-        <w:tc>
-          <w:tcPr>
-            <w:tcBorders>
-              <w:bottom w:val="single" w:sz="3" w:space="0" w:color="CCCCCC"/>
-              <w:top w:val="single" w:sz="3" w:space="0" w:color="CCCCCC"/>
-              <w:left w:val="single" w:sz="3" w:space="0" w:color="CCCCCC"/>
-              <w:right w:val="single" w:sz="3" w:space="0" w:color="CCCCCC"/>
-            </w:tcBorders>
-            <w:shd w:val="clear" w:color="auto" w:fill="FFFFFF"/>
-            <w:tcMar>
-              <w:top w:w="0" w:type="dxa"/>
-              <w:bottom w:w="0" w:type="dxa"/>
-              <w:left w:w="0" w:type="dxa"/>
-              <w:right w:w="0" w:type="dxa"/>
-            </w:tcMar>
-            <w:vAlign w:val="center"/>
-          </w:tcPr>
-          <w:p>
-            <w:pPr>
-              <w:pStyle w:val="Normal"/>
-              <w:jc w:val="center"/>
-              <w:pBdr>
-                <w:bottom w:val="none" w:sz="0" w:space="0" w:color="000000"/>
-                <w:top w:val="none" w:sz="0" w:space="0" w:color="000000"/>
-                <w:left w:val="none" w:sz="0" w:space="0" w:color="000000"/>
-                <w:right w:val="none" w:sz="0" w:space="0" w:color="000000"/>
-              </w:pBdr>
-              <w:spacing w:after="40" w:before="40" w:line="240"/>
-              <w:ind w:left="100" w:right="100" w:firstLine="0" w:firstLineChars="0"/>
-              <w:rPr>
-                <w:rFonts w:ascii="Arial" w:hAnsi="Arial" w:eastAsia="Arial" w:cs="Arial"/>
-                <w:i w:val="false"/>
-                <w:b w:val="false"/>
-                <w:u w:val="none"/>
-                <w:strike w:val="false"/>
-                <w:sz w:val="18"/>
-                <w:szCs w:val="18"/>
-                <w:color w:val="000000"/>
-              </w:rPr>
-            </w:pPr>
-            <w:r>
-              <w:rPr>
-                <w:rFonts w:ascii="Arial" w:hAnsi="Arial" w:eastAsia="Arial" w:cs="Arial"/>
-                <w:i w:val="false"/>
-                <w:b w:val="false"/>
-                <w:u w:val="none"/>
-                <w:strike w:val="false"/>
-                <w:sz w:val="18"/>
-                <w:szCs w:val="18"/>
-                <w:color w:val="000000"/>
-              </w:rPr>
-              <w:t xml:space="preserve">61.1% (54.3, 67.3)</w:t>
-            </w:r>
-          </w:p>
-        </w:tc>
-        <w:tc>
-          <w:tcPr>
-            <w:tcBorders>
-              <w:bottom w:val="single" w:sz="3" w:space="0" w:color="CCCCCC"/>
-              <w:top w:val="single" w:sz="3" w:space="0" w:color="CCCCCC"/>
-              <w:left w:val="single" w:sz="3" w:space="0" w:color="CCCCCC"/>
-              <w:right w:val="single" w:sz="3" w:space="0" w:color="CCCCCC"/>
-            </w:tcBorders>
-            <w:shd w:val="clear" w:color="auto" w:fill="FFFFFF"/>
-            <w:tcMar>
-              <w:top w:w="0" w:type="dxa"/>
-              <w:bottom w:w="0" w:type="dxa"/>
-              <w:left w:w="0" w:type="dxa"/>
-              <w:right w:w="0" w:type="dxa"/>
-            </w:tcMar>
-            <w:vAlign w:val="center"/>
-          </w:tcPr>
-          <w:p>
-            <w:pPr>
-              <w:pStyle w:val="Normal"/>
-              <w:jc w:val="center"/>
-              <w:pBdr>
-                <w:bottom w:val="none" w:sz="0" w:space="0" w:color="000000"/>
-                <w:top w:val="none" w:sz="0" w:space="0" w:color="000000"/>
-                <w:left w:val="none" w:sz="0" w:space="0" w:color="000000"/>
-                <w:right w:val="none" w:sz="0" w:space="0" w:color="000000"/>
-              </w:pBdr>
-              <w:spacing w:after="40" w:before="40" w:line="240"/>
-              <w:ind w:left="100" w:right="100" w:firstLine="0" w:firstLineChars="0"/>
-              <w:rPr>
-                <w:rFonts w:ascii="Arial" w:hAnsi="Arial" w:eastAsia="Arial" w:cs="Arial"/>
-                <w:i w:val="false"/>
-                <w:b w:val="false"/>
-                <w:u w:val="none"/>
-                <w:strike w:val="false"/>
-                <w:sz w:val="18"/>
-                <w:szCs w:val="18"/>
-                <w:color w:val="000000"/>
-              </w:rPr>
-            </w:pPr>
-            <w:r>
-              <w:rPr>
-                <w:rFonts w:ascii="Arial" w:hAnsi="Arial" w:eastAsia="Arial" w:cs="Arial"/>
-                <w:i w:val="false"/>
-                <w:b w:val="false"/>
-                <w:u w:val="none"/>
-                <w:strike w:val="false"/>
-                <w:sz w:val="18"/>
-                <w:szCs w:val="18"/>
-                <w:color w:val="000000"/>
-              </w:rPr>
-              <w:t xml:space="preserve">36.5% (30.1, 42.9)</w:t>
-            </w:r>
-          </w:p>
-        </w:tc>
-        <w:tc>
-          <w:tcPr>
-            <w:tcBorders>
-              <w:bottom w:val="single" w:sz="3" w:space="0" w:color="CCCCCC"/>
-              <w:top w:val="single" w:sz="3" w:space="0" w:color="CCCCCC"/>
-              <w:left w:val="single" w:sz="3" w:space="0" w:color="CCCCCC"/>
-              <w:right w:val="single" w:sz="3" w:space="0" w:color="CCCCCC"/>
-            </w:tcBorders>
-            <w:shd w:val="clear" w:color="auto" w:fill="FFFFFF"/>
-            <w:tcMar>
-              <w:top w:w="0" w:type="dxa"/>
-              <w:bottom w:w="0" w:type="dxa"/>
-              <w:left w:w="0" w:type="dxa"/>
-              <w:right w:w="0" w:type="dxa"/>
-            </w:tcMar>
-            <w:vAlign w:val="center"/>
-          </w:tcPr>
-          <w:p>
-            <w:pPr>
-              <w:pStyle w:val="Normal"/>
-              <w:jc w:val="center"/>
-              <w:pBdr>
-                <w:bottom w:val="none" w:sz="0" w:space="0" w:color="000000"/>
-                <w:top w:val="none" w:sz="0" w:space="0" w:color="000000"/>
-                <w:left w:val="none" w:sz="0" w:space="0" w:color="000000"/>
-                <w:right w:val="none" w:sz="0" w:space="0" w:color="000000"/>
-              </w:pBdr>
-              <w:spacing w:after="40" w:before="40" w:line="240"/>
-              <w:ind w:left="100" w:right="100" w:firstLine="0" w:firstLineChars="0"/>
-              <w:rPr>
-                <w:rFonts w:ascii="Arial" w:hAnsi="Arial" w:eastAsia="Arial" w:cs="Arial"/>
-                <w:i w:val="false"/>
-                <w:b w:val="false"/>
-                <w:u w:val="none"/>
-                <w:strike w:val="false"/>
-                <w:sz w:val="18"/>
-                <w:szCs w:val="18"/>
-                <w:color w:val="000000"/>
-              </w:rPr>
-            </w:pPr>
-            <w:r>
-              <w:rPr>
-                <w:rFonts w:ascii="Arial" w:hAnsi="Arial" w:eastAsia="Arial" w:cs="Arial"/>
-                <w:i w:val="false"/>
-                <w:b w:val="false"/>
-                <w:u w:val="none"/>
-                <w:strike w:val="false"/>
-                <w:sz w:val="18"/>
-                <w:szCs w:val="18"/>
-                <w:color w:val="000000"/>
-              </w:rPr>
-              <w:t xml:space="preserve">24.6 (15.5, 33.8)</w:t>
-            </w:r>
-          </w:p>
-        </w:tc>
-        <w:tc>
-          <w:tcPr>
-            <w:tcBorders>
-              <w:bottom w:val="single" w:sz="3" w:space="0" w:color="CCCCCC"/>
-              <w:top w:val="single" w:sz="3" w:space="0" w:color="CCCCCC"/>
-              <w:left w:val="single" w:sz="3" w:space="0" w:color="CCCCCC"/>
-              <w:right w:val="single" w:sz="8" w:space="0" w:color="666666"/>
-            </w:tcBorders>
-            <w:shd w:val="clear" w:color="auto" w:fill="FFFFFF"/>
-            <w:tcMar>
-              <w:top w:w="0" w:type="dxa"/>
-              <w:bottom w:w="0" w:type="dxa"/>
-              <w:left w:w="0" w:type="dxa"/>
-              <w:right w:w="0" w:type="dxa"/>
-            </w:tcMar>
-            <w:vAlign w:val="center"/>
-          </w:tcPr>
-          <w:p>
-            <w:pPr>
-              <w:pStyle w:val="Normal"/>
-              <w:jc w:val="center"/>
-              <w:pBdr>
-                <w:bottom w:val="none" w:sz="0" w:space="0" w:color="000000"/>
-                <w:top w:val="none" w:sz="0" w:space="0" w:color="000000"/>
-                <w:left w:val="none" w:sz="0" w:space="0" w:color="000000"/>
-                <w:right w:val="none" w:sz="0" w:space="0" w:color="000000"/>
-              </w:pBdr>
-              <w:spacing w:after="40" w:before="40" w:line="240"/>
-              <w:ind w:left="100" w:right="100" w:firstLine="0" w:firstLineChars="0"/>
-              <w:rPr>
-                <w:rFonts w:ascii="Arial" w:hAnsi="Arial" w:eastAsia="Arial" w:cs="Arial"/>
-                <w:i w:val="false"/>
-                <w:b w:val="false"/>
-                <w:u w:val="none"/>
-                <w:strike w:val="false"/>
-                <w:sz w:val="18"/>
-                <w:szCs w:val="18"/>
-                <w:color w:val="000000"/>
-              </w:rPr>
-            </w:pPr>
-            <w:r>
-              <w:rPr>
-                <w:rFonts w:ascii="Arial" w:hAnsi="Arial" w:eastAsia="Arial" w:cs="Arial"/>
-                <w:i w:val="false"/>
-                <w:b w:val="false"/>
-                <w:u w:val="none"/>
-                <w:strike w:val="false"/>
-                <w:sz w:val="18"/>
-                <w:szCs w:val="18"/>
-                <w:color w:val="000000"/>
-              </w:rPr>
-              <w:t xml:space="preserve">&lt;0.001</w:t>
-            </w:r>
-          </w:p>
-        </w:tc>
-      </w:tr>
-      <w:tr>
-        <w:trPr>
-          <w:trHeight w:val="360" w:hRule="auto"/>
-        </w:trPr>
-        <w:tc>
-          <w:tcPr>
-            <w:tcBorders>
-              <w:bottom w:val="single" w:sz="3" w:space="0" w:color="CCCCCC"/>
-              <w:top w:val="single" w:sz="3" w:space="0" w:color="CCCCCC"/>
-              <w:left w:val="single" w:sz="8" w:space="0" w:color="666666"/>
-              <w:right w:val="single" w:sz="3" w:space="0" w:color="CCCCCC"/>
-            </w:tcBorders>
-            <w:shd w:val="clear" w:color="auto" w:fill="FFFFFF"/>
-            <w:tcMar>
-              <w:top w:w="0" w:type="dxa"/>
-              <w:bottom w:w="0" w:type="dxa"/>
-              <w:left w:w="0" w:type="dxa"/>
-              <w:right w:w="0" w:type="dxa"/>
-            </w:tcMar>
-            <w:vAlign w:val="center"/>
-          </w:tcPr>
-          <w:p>
-            <w:pPr>
-              <w:pStyle w:val="Normal"/>
-              <w:jc w:val="left"/>
-              <w:pBdr>
-                <w:bottom w:val="none" w:sz="0" w:space="0" w:color="000000"/>
-                <w:top w:val="none" w:sz="0" w:space="0" w:color="000000"/>
-                <w:left w:val="none" w:sz="0" w:space="0" w:color="000000"/>
-                <w:right w:val="none" w:sz="0" w:space="0" w:color="000000"/>
-              </w:pBdr>
-              <w:spacing w:after="40" w:before="40" w:line="240"/>
-              <w:ind w:left="100" w:right="100" w:firstLine="0" w:firstLineChars="0"/>
-              <w:rPr>
-                <w:rFonts w:ascii="Arial" w:hAnsi="Arial" w:eastAsia="Arial" w:cs="Arial"/>
-                <w:i w:val="false"/>
-                <w:b w:val="false"/>
-                <w:u w:val="none"/>
-                <w:strike w:val="false"/>
-                <w:sz w:val="18"/>
-                <w:szCs w:val="18"/>
-                <w:color w:val="000000"/>
-              </w:rPr>
-            </w:pPr>
-            <w:r>
-              <w:rPr>
-                <w:rFonts w:ascii="Arial" w:hAnsi="Arial" w:eastAsia="Arial" w:cs="Arial"/>
-                <w:i w:val="false"/>
-                <w:b w:val="false"/>
-                <w:u w:val="none"/>
-                <w:strike w:val="false"/>
-                <w:sz w:val="18"/>
-                <w:szCs w:val="18"/>
-                <w:color w:val="000000"/>
-              </w:rPr>
               <w:t xml:space="preserve">24 months</w:t>
             </w:r>
           </w:p>
@@ -1436,7 +1436,7 @@
                 <w:szCs w:val="18"/>
                 <w:color w:val="000000"/>
               </w:rPr>
-              <w:t xml:space="preserve">42.2% (35.1, 49.2)</w:t>
+              <w:t xml:space="preserve">38.9% (32.8, 44.9)</w:t>
             </w:r>
           </w:p>
         </w:tc>
@@ -1491,7 +1491,7 @@
                 <w:szCs w:val="18"/>
                 <w:color w:val="000000"/>
               </w:rPr>
-              <w:t xml:space="preserve">19.9% (14.4, 26.0)</w:t>
+              <w:t xml:space="preserve">19.4% (12.9, 27.0)</w:t>
             </w:r>
           </w:p>
         </w:tc>
@@ -1546,7 +1546,7 @@
                 <w:szCs w:val="18"/>
                 <w:color w:val="000000"/>
               </w:rPr>
-              <w:t xml:space="preserve">22.4 (13.2, 31.5)</w:t>
+              <w:t xml:space="preserve">19.4 (10.1, 28.8)</w:t>
             </w:r>
           </w:p>
         </w:tc>
@@ -1716,7 +1716,7 @@
                 <w:szCs w:val="18"/>
                 <w:color w:val="000000"/>
               </w:rPr>
-              <w:t xml:space="preserve">28.5% (21.2, 36.2)</w:t>
+              <w:t xml:space="preserve">29.4% (22.7, 36.4)</w:t>
             </w:r>
           </w:p>
         </w:tc>
@@ -1771,7 +1771,7 @@
                 <w:szCs w:val="18"/>
                 <w:color w:val="000000"/>
               </w:rPr>
-              <w:t xml:space="preserve">15.3% (9.7, 21.9)</w:t>
+              <w:t xml:space="preserve">14.7% (8.8, 22.1)</w:t>
             </w:r>
           </w:p>
         </w:tc>
@@ -1826,7 +1826,7 @@
                 <w:szCs w:val="18"/>
                 <w:color w:val="000000"/>
               </w:rPr>
-              <w:t xml:space="preserve">13.3 (3.5, 23.0)</w:t>
+              <w:t xml:space="preserve">14.6 (5.0, 24.3)</w:t>
             </w:r>
           </w:p>
         </w:tc>
@@ -1881,7 +1881,7 @@
                 <w:szCs w:val="18"/>
                 <w:color w:val="000000"/>
               </w:rPr>
-              <w:t xml:space="preserve">0.008</w:t>
+              <w:t xml:space="preserve">0.003</w:t>
             </w:r>
           </w:p>
         </w:tc>
